--- a/document_templates/russian_library/Исковые_заявления/Трудовые_споры/шаблон_Исковое_заявление_об_установлении_факта_трудовых_отношений.docx
+++ b/document_templates/russian_library/Исковые_заявления/Трудовые_споры/шаблон_Исковое_заявление_об_установлении_факта_трудовых_отношений.docx
@@ -28,7 +28,7 @@
           <w:szCs w:val="24"/>
           <w:lang w:val="en-US"/>
         </w:rPr>
-        <w:t xml:space="preserve">{{ w_t_w_r_w_prooferr_w_type_spellstart_w_r_w_rsidr_004419a1_w_rpr_w_rfonts_w_ascii_times_new_roman_w_hansi_times_new_roman_w_cs_times_new_roman_w_sz_w_val_24_w_szcs_w_val_24_w_lang_w_val_en_us_w_rpr_w_t_court_name_w_t_w_r_w_prooferr_w_type_spellend_w_r_w_rsidr_004419a1_w_rpr_w_rfonts_w_ascii_times_new_roman_w_hansi_times_new_roman_w_cs_times_new_roman_w_sz_w_val_24_w_szcs_w_val_24_w_lang_w_val_en_us_w_rpr_w_t_xml_space_preserve }}</w:t>
+        <w:t xml:space="preserve">{{ court_name }}</w:t>
       </w:r>
     </w:p>
     <w:p>
@@ -42,15 +42,14 @@
           <w:lang w:val="en-US"/>
         </w:rPr>
       </w:pPr>
-      <w:proofErr w:type="gramStart"/>
-      <w:r>
-        <w:rPr>
-          <w:rFonts w:ascii="Times New Roman" w:hAnsi="Times New Roman" w:cs="Times New Roman"/>
-          <w:sz w:val="24"/>
-          <w:szCs w:val="24"/>
-          <w:lang w:val="en-US"/>
-        </w:rPr>
-        <w:t xml:space="preserve">{{ w_t_w_r_w_prooferr_w_type_spellstart_w_r_w_rpr_w_rfonts_w_ascii_times_new_roman_w_hansi_times_new_roman_w_cs_times_new_roman_w_sz_w_val_24_w_szcs_w_val_24_w_lang_w_val_en_us_w_rpr_w_t_court_w_t_w_r_w_prooferr_w_type_gramend_w_r_w_rsidrpr_00c76f10_w_rpr_w_rfonts_w_ascii_times_new_roman_w_hansi_times_new_roman_w_cs_times_new_roman_w_sz_w_val_24_w_szcs_w_val_24_w_lang_w_val_en_us_w_rpr_w_t_w_t_w_r_w_r_w_rpr_w_rfonts_w_ascii_times_new_roman_w_hansi_times_new_roman_w_cs_times_new_roman_w_sz_w_val_24_w_szcs_w_val_24_w_lang_w_val_en_us_w_rpr_w_t_address_w_t_w_r_w_prooferr_w_type_spellend_w_r_w_rsidrpr_00c76f10_w_rpr_w_rfonts_w_ascii_times_new_roman_w_hansi_times_new_roman_w_cs_times_new_roman_w_sz_w_val_24_w_szcs_w_val_24_w_lang_w_val_en_us_w_rpr_w_t_xml_space_preserve }}</w:t>
+      <w:r>
+        <w:rPr>
+          <w:rFonts w:ascii="Times New Roman" w:hAnsi="Times New Roman" w:cs="Times New Roman"/>
+          <w:sz w:val="24"/>
+          <w:szCs w:val="24"/>
+          <w:lang w:val="en-US"/>
+        </w:rPr>
+        <w:t xml:space="preserve">{{ court_address }}</w:t>
       </w:r>
     </w:p>
     <w:p>
@@ -88,7 +87,7 @@
           <w:szCs w:val="24"/>
           <w:lang w:val="en-US"/>
         </w:rPr>
-        <w:t xml:space="preserve"> {{ w_t_w_r_w_r_w_rsidr_004419a1_w_rpr_w_rfonts_w_ascii_times_new_roman_w_hansi_times_new_roman_w_cs_times_new_roman_w_sz_w_val_24_w_szcs_w_val_24_w_lang_w_val_en_us_w_rpr_w_t_plaintiff_w_t_w_r_w_r_w_rsidr_004419a1_w_rsidrpr_00c76f10_w_rpr_w_rfonts_w_ascii_times_new_roman_w_hansi_times_new_roman_w_cs_times_new_roman_w_sz_w_val_24_w_szcs_w_val_24_w_lang_w_val_en_us_w_rpr_w_t_xml_space_preserve }}</w:t>
+        <w:t xml:space="preserve"> {{ plaintiff }}</w:t>
       </w:r>
     </w:p>
     <w:p>
@@ -143,7 +142,7 @@
           <w:szCs w:val="24"/>
           <w:lang w:val="en-US"/>
         </w:rPr>
-        <w:t xml:space="preserve">{{ w_t_w_r_w_prooferr_w_type_spellstart_w_r_w_rsidr_004419a1_w_rpr_w_rfonts_w_ascii_times_new_roman_w_hansi_times_new_roman_w_cs_times_new_roman_w_sz_w_val_24_w_szcs_w_val_24_w_lang_w_val_en_us_w_rpr_w_t_registration_w_t_w_r_w_r_w_rsidr_004419a1_w_rsidrpr_00c76f10_w_rpr_w_rfonts_w_ascii_times_new_roman_w_hansi_times_new_roman_w_cs_times_new_roman_w_sz_w_val_24_w_szcs_w_val_24_w_lang_w_val_en_us_w_rpr_w_t_w_t_w_r_w_r_w_rsidr_004419a1_w_rpr_w_rfonts_w_ascii_times_new_roman_w_hansi_times_new_roman_w_cs_times_new_roman_w_sz_w_val_24_w_szcs_w_val_24_w_lang_w_val_en_us_w_rpr_w_t_address_w_t_w_r_w_prooferr_w_type_spellend_w_r_w_rsidr_004419a1_w_rsidrpr_00c76f10_w_rpr_w_rfonts_w_ascii_times_new_roman_w_hansi_times_new_roman_w_cs_times_new_roman_w_sz_w_val_24_w_szcs_w_val_24_w_lang_w_val_en_us_w_rpr_w_t_xml_space_preserve }}</w:t>
+        <w:t xml:space="preserve">{{ registration_address }}</w:t>
       </w:r>
     </w:p>
     <w:p>
@@ -170,7 +169,7 @@
           <w:sz w:val="24"/>
           <w:szCs w:val="24"/>
         </w:rPr>
-        <w:t>{{ w_t_w_r_w_r_w_rsidr_004419a1_w_rsidrpr_00c76f10_w_rpr_w_rfonts_w_ascii_times_new_roman_w_hansi_times_new_roman_w_cs_times_new_roman_w_sz_w_val_24_w_szcs_w_val_24_w_rpr_w_t_xml_space_preserve_w_t_w_r_w_r_w_rsidr_004419a1_w_rpr_w_rfonts_w_ascii_times_new_roman_w_hansi_times_new_roman_w_cs_times_new_roman_w_sz_w_val_24_w_szcs_w_val_24_w_lang_w_val_en_us_w_rpr_w_t_passport_w_t_w_r_w_r_w_rsidr_004419a1_w_rsidrpr_00c76f10_w_rpr_w_rfonts_w_ascii_times_new_roman_w_hansi_times_new_roman_w_cs_times_new_roman_w_sz_w_val_24_w_szcs_w_val_24_w_rpr_w_t_w_t_w_r_w_r_w_rsidr_004419a1_w_rpr_w_rfonts_w_ascii_times_new_roman_w_hansi_times_new_roman_w_cs_times_new_roman_w_sz_w_val_24_w_szcs_w_val_24_w_lang_w_val_en_us_w_rpr_w_t_data_w_t_w_r_w_r_w_rsidr_004419a1_w_rsidrpr_00c76f10_w_rpr_w_rfonts_w_ascii_times_new_roman_w_hansi_times_new_roman_w_cs_times_new_roman_w_sz_w_val_24_w_szcs_w_val_24_w_rpr_w_t_xml_space_preserve }}</w:t>
+        <w:t>{{ passport_data }}</w:t>
       </w:r>
     </w:p>
     <w:p>
@@ -214,7 +213,7 @@
           <w:sz w:val="24"/>
           <w:szCs w:val="24"/>
         </w:rPr>
-        <w:t xml:space="preserve">{{ w_t_w_r_w_r_w_rsidr_004419a1_w_rpr_w_rfonts_w_ascii_times_new_roman_w_hansi_times_new_roman_w_cs_times_new_roman_w_sz_w_val_24_w_szcs_w_val_24_w_lang_w_val_en_us_w_rpr_w_t_plaintiff_w_t_w_r_w_r_w_rsidr_004419a1_w_rsidrpr_004419a1_w_rpr_w_rfonts_w_ascii_times_new_roman_w_hansi_times_new_roman_w_cs_times_new_roman_w_sz_w_val_24_w_szcs_w_val_24_w_rpr_w_t_xml_space_preserve }}</w:t>
+        <w:t xml:space="preserve">{{ plaintiff }}</w:t>
       </w:r>
       <w:r>
         <w:rPr>
@@ -230,7 +229,7 @@
           <w:sz w:val="24"/>
           <w:szCs w:val="24"/>
         </w:rPr>
-        <w:t xml:space="preserve">{{ w_t_w_r_w_r_w_rsidr_004419a1_w_rpr_w_rfonts_w_ascii_times_new_roman_w_hansi_times_new_roman_w_cs_times_new_roman_w_sz_w_val_24_w_szcs_w_val_24_w_lang_w_val_en_us_w_rpr_w_t_date_w_t_w_r_w_r_w_rsidr_004419a1_w_rsidrpr_004419a1_w_rpr_w_rfonts_w_ascii_times_new_roman_w_hansi_times_new_roman_w_cs_times_new_roman_w_sz_w_val_24_w_szcs_w_val_24_w_rpr_w_t_w_t_w_r_w_r_w_rsidr_004419a1_w_rpr_w_rfonts_w_ascii_times_new_roman_w_hansi_times_new_roman_w_cs_times_new_roman_w_sz_w_val_24_w_szcs_w_val_24_w_lang_w_val_en_us_w_rpr_w_t_from_w_t_w_r_w_r_w_rsidr_004419a1_w_rsidrpr_004419a1_w_rpr_w_rfonts_w_ascii_times_new_roman_w_hansi_times_new_roman_w_cs_times_new_roman_w_sz_w_val_24_w_szcs_w_val_24_w_rpr_w_t_xml_space_preserve }}</w:t>
+        <w:t xml:space="preserve">{{ date_from }}</w:t>
       </w:r>
       <w:r>
         <w:rPr>
@@ -246,7 +245,7 @@
           <w:sz w:val="24"/>
           <w:szCs w:val="24"/>
         </w:rPr>
-        <w:t xml:space="preserve">{{ w_t_w_r_w_r_w_rsidr_004419a1_w_rpr_w_rfonts_w_ascii_times_new_roman_w_hansi_times_new_roman_w_cs_times_new_roman_w_sz_w_val_24_w_szcs_w_val_24_w_lang_w_val_en_us_w_rpr_w_t_date_w_t_w_r_w_r_w_rsidr_004419a1_w_rsidrpr_004419a1_w_rpr_w_rfonts_w_ascii_times_new_roman_w_hansi_times_new_roman_w_cs_times_new_roman_w_sz_w_val_24_w_szcs_w_val_24_w_rpr_w_t_w_t_w_r_w_r_w_rsidr_004419a1_w_rpr_w_rfonts_w_ascii_times_new_roman_w_hansi_times_new_roman_w_cs_times_new_roman_w_sz_w_val_24_w_szcs_w_val_24_w_lang_w_val_en_us_w_rpr_w_t_to_w_t_w_r_w_r_w_rsidr_004419a1_w_rsidrpr_004419a1_w_rpr_w_rfonts_w_ascii_times_new_roman_w_hansi_times_new_roman_w_cs_times_new_roman_w_sz_w_val_24_w_szcs_w_val_24_w_rpr_w_t_xml_space_preserve }}</w:t>
+        <w:t xml:space="preserve">{{ date_to }}</w:t>
       </w:r>
       <w:r>
         <w:rPr>
@@ -262,7 +261,7 @@
           <w:sz w:val="24"/>
           <w:szCs w:val="24"/>
         </w:rPr>
-        <w:t xml:space="preserve">{{ w_t_w_r_w_r_w_rsidr_004419a1_w_rpr_w_rfonts_w_ascii_times_new_roman_w_hansi_times_new_roman_w_cs_times_new_roman_w_sz_w_val_24_w_szcs_w_val_24_w_lang_w_val_en_us_w_rpr_w_t_name_w_t_w_r_w_r_w_rsidr_004419a1_w_rsidrpr_004419a1_w_rpr_w_rfonts_w_ascii_times_new_roman_w_hansi_times_new_roman_w_cs_times_new_roman_w_sz_w_val_24_w_szcs_w_val_24_w_rpr_w_t_w_t_w_r_w_r_w_rsidr_004419a1_w_rpr_w_rfonts_w_ascii_times_new_roman_w_hansi_times_new_roman_w_cs_times_new_roman_w_sz_w_val_24_w_szcs_w_val_24_w_lang_w_val_en_us_w_rpr_w_t_org_w_t_w_r_w_r_w_rsidr_004419a1_w_rsidrpr_004419a1_w_rpr_w_rfonts_w_ascii_times_new_roman_w_hansi_times_new_roman_w_cs_times_new_roman_w_sz_w_val_24_w_szcs_w_val_24_w_rpr_w_t_xml_space_preserve }}</w:t>
+        <w:t xml:space="preserve">{{ name_org }}</w:t>
       </w:r>
       <w:r>
         <w:rPr>
@@ -278,7 +277,7 @@
           <w:sz w:val="24"/>
           <w:szCs w:val="24"/>
         </w:rPr>
-        <w:t xml:space="preserve"> {{ w_t_w_r_w_r_w_rsidr_004419a1_w_rpr_w_rfonts_w_ascii_times_new_roman_w_hansi_times_new_roman_w_cs_times_new_roman_w_sz_w_val_24_w_szcs_w_val_24_w_lang_w_val_en_us_w_rpr_w_t_job_w_t_w_r_w_r_w_rsidr_004419a1_w_rsidrpr_004419a1_w_rpr_w_rfonts_w_ascii_times_new_roman_w_hansi_times_new_roman_w_cs_times_new_roman_w_sz_w_val_24_w_szcs_w_val_24_w_rpr_w_t_w_t_w_r_w_r_w_rsidr_004419a1_w_rpr_w_rfonts_w_ascii_times_new_roman_w_hansi_times_new_roman_w_cs_times_new_roman_w_sz_w_val_24_w_szcs_w_val_24_w_lang_w_val_en_us_w_rpr_w_t_title_w_t_w_r_w_r_w_rsidr_004419a1_w_rsidrpr_004419a1_w_rpr_w_rfonts_w_ascii_times_new_roman_w_hansi_times_new_roman_w_cs_times_new_roman_w_sz_w_val_24_w_szcs_w_val_24_w_rpr_w_t_xml_space_preserve }}</w:t>
+        <w:t xml:space="preserve"> {{ job_title }}</w:t>
       </w:r>
       <w:r>
         <w:rPr>
@@ -294,7 +293,7 @@
           <w:sz w:val="24"/>
           <w:szCs w:val="24"/>
         </w:rPr>
-        <w:t xml:space="preserve">{{ w_t_w_r_w_r_w_rsidr_004419a1_w_rpr_w_rfonts_w_ascii_times_new_roman_w_hansi_times_new_roman_w_cs_times_new_roman_w_sz_w_val_24_w_szcs_w_val_24_w_lang_w_val_en_us_w_rpr_w_t_in_w_t_w_r_w_r_w_rsidr_004419a1_w_rsidrpr_004419a1_w_rpr_w_rfonts_w_ascii_times_new_roman_w_hansi_times_new_roman_w_cs_times_new_roman_w_sz_w_val_24_w_szcs_w_val_24_w_rpr_w_t_w_t_w_r_w_r_w_rsidr_004419a1_w_rpr_w_rfonts_w_ascii_times_new_roman_w_hansi_times_new_roman_w_cs_times_new_roman_w_sz_w_val_24_w_szcs_w_val_24_w_lang_w_val_en_us_w_rpr_w_t_power_w_t_w_r_w_r_w_rsidr_004419a1_w_rsidrpr_004419a1_w_rpr_w_rfonts_w_ascii_times_new_roman_w_hansi_times_new_roman_w_cs_times_new_roman_w_sz_w_val_24_w_szcs_w_val_24_w_rpr_w_t_xml_space_preserve }} </w:t>
+        <w:t xml:space="preserve">{{ in_power }} </w:t>
       </w:r>
       <w:r>
         <w:rPr>
@@ -310,7 +309,7 @@
           <w:sz w:val="24"/>
           <w:szCs w:val="24"/>
         </w:rPr>
-        <w:t xml:space="preserve">{{ w_t_w_r_w_r_w_rsidr_004419a1_w_rpr_w_rfonts_w_ascii_times_new_roman_w_hansi_times_new_roman_w_cs_times_new_roman_w_sz_w_val_24_w_szcs_w_val_24_w_lang_w_val_en_us_w_rpr_w_t_problem_w_t_w_r_w_r_w_rsidr_004419a1_w_rsidrpr_004419a1_w_rpr_w_rfonts_w_ascii_times_new_roman_w_hansi_times_new_roman_w_cs_times_new_roman_w_sz_w_val_24_w_szcs_w_val_24_w_rpr_w_t_xml_space_preserve }}</w:t>
+        <w:t xml:space="preserve">{{ problem }}</w:t>
       </w:r>
       <w:r>
         <w:rPr>
@@ -344,7 +343,7 @@
           <w:sz w:val="24"/>
           <w:szCs w:val="24"/>
         </w:rPr>
-        <w:t xml:space="preserve">{{ w_t_w_r_w_r_w_rsidr_004419a1_w_rpr_w_rfonts_w_ascii_times_new_roman_w_hansi_times_new_roman_w_cs_times_new_roman_w_sz_w_val_24_w_szcs_w_val_24_w_lang_w_val_en_us_w_rpr_w_t_name_w_t_w_r_w_r_w_rsidr_004419a1_w_rsidrpr_004419a1_w_rpr_w_rfonts_w_ascii_times_new_roman_w_hansi_times_new_roman_w_cs_times_new_roman_w_sz_w_val_24_w_szcs_w_val_24_w_rpr_w_t_w_t_w_r_w_r_w_rsidr_004419a1_w_rpr_w_rfonts_w_ascii_times_new_roman_w_hansi_times_new_roman_w_cs_times_new_roman_w_sz_w_val_24_w_szcs_w_val_24_w_lang_w_val_en_us_w_rpr_w_t_org_w_t_w_r_w_r_w_rsidr_004419a1_w_rsidrpr_004419a1_w_rpr_w_rfonts_w_ascii_times_new_roman_w_hansi_times_new_roman_w_cs_times_new_roman_w_sz_w_val_24_w_szcs_w_val_24_w_rpr_w_t_xml_space_preserve }}</w:t>
+        <w:t xml:space="preserve">{{ name_org }}</w:t>
       </w:r>
       <w:r>
         <w:rPr>
@@ -360,7 +359,7 @@
           <w:sz w:val="24"/>
           <w:szCs w:val="24"/>
         </w:rPr>
-        <w:t xml:space="preserve"> {{ w_t_w_r_w_r_w_rsidr_004419a1_w_rpr_w_rfonts_w_ascii_times_new_roman_w_hansi_times_new_roman_w_cs_times_new_roman_w_sz_w_val_24_w_szcs_w_val_24_w_lang_w_val_en_us_w_rpr_w_t_proof_w_t_w_r_w_r_w_rsidr_004419a1_w_rsidrpr_004419a1_w_rpr_w_rfonts_w_ascii_times_new_roman_w_hansi_times_new_roman_w_cs_times_new_roman_w_sz_w_val_24_w_szcs_w_val_24_w_rpr_w_t_xml_space_preserve }}</w:t>
+        <w:t xml:space="preserve"> {{ proof }}</w:t>
       </w:r>
       <w:r>
         <w:rPr>
@@ -418,7 +417,7 @@
           <w:sz w:val="24"/>
           <w:szCs w:val="24"/>
         </w:rPr>
-        <w:t xml:space="preserve">{{ w_t_w_r_w_r_w_rsidr_004419a1_w_rpr_w_rfonts_w_ascii_times_new_roman_w_hansi_times_new_roman_w_cs_times_new_roman_w_sz_w_val_24_w_szcs_w_val_24_w_lang_w_val_en_us_w_rpr_w_t_name_w_t_w_r_w_r_w_rsidr_004419a1_w_rsidrpr_004419a1_w_rpr_w_rfonts_w_ascii_times_new_roman_w_hansi_times_new_roman_w_cs_times_new_roman_w_sz_w_val_24_w_szcs_w_val_24_w_rpr_w_t_w_t_w_r_w_r_w_rsidr_004419a1_w_rpr_w_rfonts_w_ascii_times_new_roman_w_hansi_times_new_roman_w_cs_times_new_roman_w_sz_w_val_24_w_szcs_w_val_24_w_lang_w_val_en_us_w_rpr_w_t_org_w_t_w_r_w_r_w_rsidr_004419a1_w_rsidrpr_004419a1_w_rpr_w_rfonts_w_ascii_times_new_roman_w_hansi_times_new_roman_w_cs_times_new_roman_w_sz_w_val_24_w_szcs_w_val_24_w_rpr_w_t_xml_space_preserve }} </w:t>
+        <w:t xml:space="preserve">{{ name_org }} </w:t>
       </w:r>
       <w:r>
         <w:rPr>
@@ -434,7 +433,7 @@
           <w:sz w:val="24"/>
           <w:szCs w:val="24"/>
         </w:rPr>
-        <w:t xml:space="preserve">{{ w_t_w_r_w_r_w_rsidr_004419a1_w_rpr_w_rfonts_w_ascii_times_new_roman_w_hansi_times_new_roman_w_cs_times_new_roman_w_sz_w_val_24_w_szcs_w_val_24_w_lang_w_val_en_us_w_rpr_w_t_date_w_t_w_r_w_r_w_rsidr_004419a1_w_rsidrpr_004419a1_w_rpr_w_rfonts_w_ascii_times_new_roman_w_hansi_times_new_roman_w_cs_times_new_roman_w_sz_w_val_24_w_szcs_w_val_24_w_rpr_w_t_w_t_w_r_w_r_w_rsidr_004419a1_w_rpr_w_rfonts_w_ascii_times_new_roman_w_hansi_times_new_roman_w_cs_times_new_roman_w_sz_w_val_24_w_szcs_w_val_24_w_lang_w_val_en_us_w_rpr_w_t_period_w_t_w_r_w_r_w_rsidr_004419a1_w_rsidrpr_004419a1_w_rpr_w_rfonts_w_ascii_times_new_roman_w_hansi_times_new_roman_w_cs_times_new_roman_w_sz_w_val_24_w_szcs_w_val_24_w_rpr_w_t_w_t_w_r_w_r_w_rsidr_004419a1_w_rpr_w_rfonts_w_ascii_times_new_roman_w_hansi_times_new_roman_w_cs_times_new_roman_w_sz_w_val_24_w_szcs_w_val_24_w_lang_w_val_en_us_w_rpr_w_t_from_w_t_w_r_w_r_w_rsidr_004419a1_w_rsidrpr_004419a1_w_rpr_w_rfonts_w_ascii_times_new_roman_w_hansi_times_new_roman_w_cs_times_new_roman_w_sz_w_val_24_w_szcs_w_val_24_w_rpr_w_t_xml_space_preserve }}</w:t>
+        <w:t xml:space="preserve">{{ date_period_from }}</w:t>
       </w:r>
       <w:r>
         <w:rPr>
@@ -450,7 +449,7 @@
           <w:sz w:val="24"/>
           <w:szCs w:val="24"/>
         </w:rPr>
-        <w:t xml:space="preserve">{{ w_t_w_r_w_r_w_rsidr_004419a1_w_rpr_w_rfonts_w_ascii_times_new_roman_w_hansi_times_new_roman_w_cs_times_new_roman_w_sz_w_val_24_w_szcs_w_val_24_w_lang_w_val_en_us_w_rpr_w_t_date_w_t_w_r_w_r_w_rsidr_004419a1_w_rsidrpr_004419a1_w_rpr_w_rfonts_w_ascii_times_new_roman_w_hansi_times_new_roman_w_cs_times_new_roman_w_sz_w_val_24_w_szcs_w_val_24_w_rpr_w_t_w_t_w_r_w_r_w_rsidr_004419a1_w_rpr_w_rfonts_w_ascii_times_new_roman_w_hansi_times_new_roman_w_cs_times_new_roman_w_sz_w_val_24_w_szcs_w_val_24_w_lang_w_val_en_us_w_rpr_w_t_period_w_t_w_r_w_r_w_rsidr_004419a1_w_rsidrpr_004419a1_w_rpr_w_rfonts_w_ascii_times_new_roman_w_hansi_times_new_roman_w_cs_times_new_roman_w_sz_w_val_24_w_szcs_w_val_24_w_rpr_w_t_w_t_w_r_w_r_w_rsidr_004419a1_w_rpr_w_rfonts_w_ascii_times_new_roman_w_hansi_times_new_roman_w_cs_times_new_roman_w_sz_w_val_24_w_szcs_w_val_24_w_lang_w_val_en_us_w_rpr_w_t_to_w_t_w_r_w_r_w_rsidr_004419a1_w_rsidrpr_004419a1_w_rpr_w_rfonts_w_ascii_times_new_roman_w_hansi_times_new_roman_w_cs_times_new_roman_w_sz_w_val_24_w_szcs_w_val_24_w_rpr_w_t_xml_space_preserve }}</w:t>
+        <w:t xml:space="preserve">{{ date_period_to }}</w:t>
       </w:r>
       <w:r>
         <w:rPr>
@@ -490,7 +489,7 @@
           <w:sz w:val="24"/>
           <w:szCs w:val="24"/>
         </w:rPr>
-        <w:t xml:space="preserve">{{ w_t_w_r_w_r_w_rsidr_004419a1_w_rpr_w_rfonts_w_ascii_times_new_roman_w_hansi_times_new_roman_w_cs_times_new_roman_w_sz_w_val_24_w_szcs_w_val_24_w_lang_w_val_en_us_w_rpr_w_t_name_w_t_w_r_w_r_w_rsidr_004419a1_w_rsidrpr_004419a1_w_rpr_w_rfonts_w_ascii_times_new_roman_w_hansi_times_new_roman_w_cs_times_new_roman_w_sz_w_val_24_w_szcs_w_val_24_w_rpr_w_t_w_t_w_r_w_r_w_rsidr_004419a1_w_rpr_w_rfonts_w_ascii_times_new_roman_w_hansi_times_new_roman_w_cs_times_new_roman_w_sz_w_val_24_w_szcs_w_val_24_w_lang_w_val_en_us_w_rpr_w_t_testimony_w_t_w_r_w_r_w_rsidr_004419a1_w_rsidrpr_004419a1_w_rpr_w_rfonts_w_ascii_times_new_roman_w_hansi_times_new_roman_w_cs_times_new_roman_w_sz_w_val_24_w_szcs_w_val_24_w_rpr_w_t_xml_space_preserve_1 }} </w:t>
+        <w:t xml:space="preserve">{{ name_testimony }} </w:t>
       </w:r>
       <w:r>
         <w:rPr>
@@ -506,7 +505,7 @@
           <w:sz w:val="24"/>
           <w:szCs w:val="24"/>
         </w:rPr>
-        <w:t xml:space="preserve">{{ w_t_w_r_w_r_w_rsidr_004419a1_w_rpr_w_rfonts_w_ascii_times_new_roman_w_hansi_times_new_roman_w_cs_times_new_roman_w_sz_w_val_24_w_szcs_w_val_24_w_lang_w_val_en_us_w_rpr_w_t_name_w_t_w_r_w_r_w_rsidr_004419a1_w_rsidrpr_004419a1_w_rpr_w_rfonts_w_ascii_times_new_roman_w_hansi_times_new_roman_w_cs_times_new_roman_w_sz_w_val_24_w_szcs_w_val_24_w_rpr_w_t_w_t_w_r_w_r_w_rsidr_004419a1_w_rpr_w_rfonts_w_ascii_times_new_roman_w_hansi_times_new_roman_w_cs_times_new_roman_w_sz_w_val_24_w_szcs_w_val_24_w_lang_w_val_en_us_w_rpr_w_t_testimony_w_t_w_r_w_r_w_rsidr_004419a1_w_rsidrpr_004419a1_w_rpr_w_rfonts_w_ascii_times_new_roman_w_hansi_times_new_roman_w_cs_times_new_roman_w_sz_w_val_24_w_szcs_w_val_24_w_rpr_w_t_2 }}</w:t>
+        <w:t xml:space="preserve">{{ name_testimony }}</w:t>
       </w:r>
       <w:r>
         <w:rPr>
@@ -564,7 +563,7 @@
           <w:szCs w:val="24"/>
           <w:lang w:val="en-US"/>
         </w:rPr>
-        <w:t xml:space="preserve">{{ w_t_w_r_w_r_w_rsidr_00c76f10_w_rpr_w_rfonts_w_ascii_times_new_roman_w_hansi_times_new_roman_w_cs_times_new_roman_w_i_w_ics_w_sz_w_val_24_w_szcs_w_val_24_w_lang_w_val_en_us_w_rpr_w_t_signature_w_t_w_r_w_r_w_rsidrpr_004419a1_w_rpr_w_rfonts_w_ascii_times_new_roman_w_hansi_times_new_roman_w_cs_times_new_roman_w_i_w_ics_w_sz_w_val_24_w_szcs_w_val_24_w_lang_w_val_en_us_w_rpr_w_t_xml_space_preserve }}</w:t>
+        <w:t xml:space="preserve">{{ signature }}</w:t>
       </w:r>
       <w:r>
         <w:rPr>
